--- a/REPORT_three_species_trends.docx
+++ b/REPORT_three_species_trends.docx
@@ -362,19 +362,49 @@
         <w:pStyle w:val="BodyText"/>
       </w:pPr>
       <w:r>
-        <w:t xml:space="preserve">The modelled area for each species is the union of its published range polygon</w:t>
-      </w:r>
-      <w:r>
-        <w:t xml:space="preserve"> </w:t>
-      </w:r>
-      <w:r>
-        <w:t xml:space="preserve">and grid cells with iNaturalist records, which retains true-absence cells that a</w:t>
-      </w:r>
-      <w:r>
-        <w:t xml:space="preserve"> </w:t>
-      </w:r>
-      <w:r>
-        <w:t xml:space="preserve">records-only mask would discard.</w:t>
+        <w:t xml:space="preserve">The modelled area for each species is defined by a presence mask: grid cells</w:t>
+      </w:r>
+      <w:r>
+        <w:t xml:space="preserve"> </w:t>
+      </w:r>
+      <w:r>
+        <w:t xml:space="preserve">are retained where the species has been recorded, rather than by a published</w:t>
+      </w:r>
+      <w:r>
+        <w:t xml:space="preserve"> </w:t>
+      </w:r>
+      <w:r>
+        <w:t xml:space="preserve">range polygon. This avoids excluding documented populations that fall outside a</w:t>
+      </w:r>
+      <w:r>
+        <w:t xml:space="preserve"> </w:t>
+      </w:r>
+      <w:r>
+        <w:t xml:space="preserve">static range map, at the cost of also excluding true-absence cells, where the</w:t>
+      </w:r>
+      <w:r>
+        <w:t xml:space="preserve"> </w:t>
+      </w:r>
+      <w:r>
+        <w:t xml:space="preserve">species genuinely does not occur but a camera or observer was present. A union</w:t>
+      </w:r>
+      <w:r>
+        <w:t xml:space="preserve"> </w:t>
+      </w:r>
+      <w:r>
+        <w:t xml:space="preserve">mask — the presence mask combined with the published range polygon, which would</w:t>
+      </w:r>
+      <w:r>
+        <w:t xml:space="preserve"> </w:t>
+      </w:r>
+      <w:r>
+        <w:t xml:space="preserve">retain those true-absence cells — has been constructed for these three species</w:t>
+      </w:r>
+      <w:r>
+        <w:t xml:space="preserve"> </w:t>
+      </w:r>
+      <w:r>
+        <w:t xml:space="preserve">but is not what the fits reported here use.</w:t>
       </w:r>
     </w:p>
     <w:bookmarkEnd w:id="18"/>
@@ -589,7 +619,7 @@
         <w:t xml:space="preserve"> </w:t>
       </w:r>
       <w:r>
-        <w:t xml:space="preserve">the same union range mask. Both are run as single continuous MCMC chains with no</w:t>
+        <w:t xml:space="preserve">the same presence mask. Both are run as single continuous MCMC chains with no</w:t>
       </w:r>
       <w:r>
         <w:t xml:space="preserve"> </w:t>
@@ -1248,7 +1278,7 @@
       <w:r>
         <w:drawing>
           <wp:inline>
-            <wp:extent cx="5334000" cy="1652761"/>
+            <wp:extent cx="5334000" cy="1453326"/>
             <wp:effectExtent b="0" l="0" r="0" t="0"/>
             <wp:docPr descr="Regional trends" title="" id="25" name="Picture"/>
             <a:graphic>
@@ -1269,7 +1299,7 @@
                   <pic:spPr bwMode="auto">
                     <a:xfrm>
                       <a:off x="0" y="0"/>
-                      <a:ext cx="5334000" cy="1652761"/>
+                      <a:ext cx="5334000" cy="1453326"/>
                     </a:xfrm>
                     <a:prstGeom prst="rect">
                       <a:avLst/>

--- a/REPORT_three_species_trends.docx
+++ b/REPORT_three_species_trends.docx
@@ -309,7 +309,7 @@
       <w:r>
         <w:drawing>
           <wp:inline>
-            <wp:extent cx="5334000" cy="2655686"/>
+            <wp:extent cx="5334000" cy="2791453"/>
             <wp:effectExtent b="0" l="0" r="0" t="0"/>
             <wp:docPr descr="Range mask construction" title="" id="16" name="Picture"/>
             <a:graphic>
@@ -330,7 +330,7 @@
                   <pic:spPr bwMode="auto">
                     <a:xfrm>
                       <a:off x="0" y="0"/>
-                      <a:ext cx="5334000" cy="2655686"/>
+                      <a:ext cx="5334000" cy="2791453"/>
                     </a:xfrm>
                     <a:prstGeom prst="rect">
                       <a:avLst/>
